--- a/public/templates-zapsign-docx/declaracao-nao-contratacao.docx
+++ b/public/templates-zapsign-docx/declaracao-nao-contratacao.docx
@@ -195,7 +195,7 @@
           <w:bCs/>
           <w:lang w:val="pt-BR"/>
         </w:rPr>
-        <w:t>DELCARO</w:t>
+        <w:t>DECLARO</w:t>
       </w:r>
       <w:r>
         <w:rPr>
